--- a/report/Final Report.docx
+++ b/report/Final Report.docx
@@ -521,7 +521,6 @@
             <w:insideH w:val="none" w:color="auto" w:sz="0" w:space="0"/>
             <w:insideV w:val="none" w:color="auto" w:sz="0" w:space="0"/>
           </w:tblBorders>
-          <w:shd w:val="clear" w:color="auto" w:fill="auto"/>
           <w:tblCellMar>
             <w:top w:w="15" w:type="dxa"/>
             <w:left w:w="15" w:type="dxa"/>
@@ -1505,6 +1504,7 @@
             <w:insideH w:val="none" w:color="auto" w:sz="0" w:space="0"/>
             <w:insideV w:val="none" w:color="auto" w:sz="0" w:space="0"/>
           </w:tblBorders>
+          <w:shd w:val="clear" w:color="auto" w:fill="auto"/>
           <w:tblCellMar>
             <w:top w:w="15" w:type="dxa"/>
             <w:left w:w="15" w:type="dxa"/>
@@ -1753,7 +1753,6 @@
             <w:insideH w:val="none" w:color="auto" w:sz="0" w:space="0"/>
             <w:insideV w:val="none" w:color="auto" w:sz="0" w:space="0"/>
           </w:tblBorders>
-          <w:shd w:val="clear" w:color="auto" w:fill="auto"/>
           <w:tblCellMar>
             <w:top w:w="15" w:type="dxa"/>
             <w:left w:w="15" w:type="dxa"/>
@@ -4427,7 +4426,6 @@
             <w:insideH w:val="none" w:color="auto" w:sz="0" w:space="0"/>
             <w:insideV w:val="none" w:color="auto" w:sz="0" w:space="0"/>
           </w:tblBorders>
-          <w:shd w:val="clear" w:color="auto" w:fill="auto"/>
           <w:tblCellMar>
             <w:top w:w="15" w:type="dxa"/>
             <w:left w:w="15" w:type="dxa"/>
@@ -8038,6 +8036,7 @@
             <w:insideH w:val="none" w:color="auto" w:sz="0" w:space="0"/>
             <w:insideV w:val="none" w:color="auto" w:sz="0" w:space="0"/>
           </w:tblBorders>
+          <w:shd w:val="clear" w:color="auto" w:fill="auto"/>
           <w:tblCellMar>
             <w:top w:w="15" w:type="dxa"/>
             <w:left w:w="15" w:type="dxa"/>
@@ -8361,6 +8360,7 @@
             <w:insideH w:val="none" w:color="auto" w:sz="0" w:space="0"/>
             <w:insideV w:val="none" w:color="auto" w:sz="0" w:space="0"/>
           </w:tblBorders>
+          <w:shd w:val="clear" w:color="auto" w:fill="auto"/>
           <w:tblCellMar>
             <w:top w:w="15" w:type="dxa"/>
             <w:left w:w="15" w:type="dxa"/>
@@ -8441,6 +8441,7 @@
             <w:insideH w:val="none" w:color="auto" w:sz="0" w:space="0"/>
             <w:insideV w:val="none" w:color="auto" w:sz="0" w:space="0"/>
           </w:tblBorders>
+          <w:shd w:val="clear" w:color="auto" w:fill="auto"/>
           <w:tblCellMar>
             <w:top w:w="15" w:type="dxa"/>
             <w:left w:w="15" w:type="dxa"/>
@@ -8521,6 +8522,7 @@
             <w:insideH w:val="none" w:color="auto" w:sz="0" w:space="0"/>
             <w:insideV w:val="none" w:color="auto" w:sz="0" w:space="0"/>
           </w:tblBorders>
+          <w:shd w:val="clear" w:color="auto" w:fill="auto"/>
           <w:tblCellMar>
             <w:top w:w="15" w:type="dxa"/>
             <w:left w:w="15" w:type="dxa"/>
@@ -9005,7 +9007,30 @@
           <w:sz w:val="32"/>
           <w:szCs w:val="32"/>
         </w:rPr>
-        <w:t>https://github.com/yourusername/tsa-2026-capstone</w:t>
+        <w:t>https://github.com/</w:t>
+      </w:r>
+      <w:r>
+        <w:rPr>
+          <w:rFonts w:hint="default" w:ascii="Times New Roman" w:hAnsi="Times New Roman" w:cs="Times New Roman"/>
+          <w:b w:val="0"/>
+          <w:bCs w:val="0"/>
+          <w:sz w:val="32"/>
+          <w:szCs w:val="32"/>
+          <w:lang w:val="en-US"/>
+        </w:rPr>
+        <w:t>DRACARIUS777</w:t>
+      </w:r>
+      <w:bookmarkStart w:id="0" w:name="_GoBack"/>
+      <w:bookmarkEnd w:id="0"/>
+      <w:r>
+        <w:rPr>
+          <w:rFonts w:hint="default" w:ascii="Times New Roman" w:hAnsi="Times New Roman" w:cs="Times New Roman"/>
+          <w:b w:val="0"/>
+          <w:bCs w:val="0"/>
+          <w:sz w:val="32"/>
+          <w:szCs w:val="32"/>
+        </w:rPr>
+        <w:t>/tsa-2026-capstone</w:t>
       </w:r>
     </w:p>
     <w:p>
@@ -9069,8 +9094,6 @@
         </w:rPr>
         <w:t>https://yourapp.streamlit.app</w:t>
       </w:r>
-      <w:bookmarkStart w:id="0" w:name="_GoBack"/>
-      <w:bookmarkEnd w:id="0"/>
     </w:p>
     <w:p>
       <w:pPr>
